--- a/rapports/16_02_2026/THIMBANE/coh_EQ5_sup_012301240008.docx
+++ b/rapports/16_02_2026/THIMBANE/coh_EQ5_sup_012301240008.docx
@@ -25,7 +25,7 @@
         <w:br/>
         <w:t>Grappe: 012301240008</w:t>
         <w:br/>
-        <w:t>Date: 16/02/2026 a 12:41</w:t>
+        <w:t>Date: 16/02/2026 a 12:58</w:t>
       </w:r>
     </w:p>
     <w:p/>

--- a/rapports/16_02_2026/THIMBANE/coh_EQ5_sup_012301240008.docx
+++ b/rapports/16_02_2026/THIMBANE/coh_EQ5_sup_012301240008.docx
@@ -25,7 +25,7 @@
         <w:br/>
         <w:t>Grappe: 012301240008</w:t>
         <w:br/>
-        <w:t>Date: 16/02/2026 a 12:58</w:t>
+        <w:t>Date: 16/02/2026 a 13:06</w:t>
       </w:r>
     </w:p>
     <w:p/>
@@ -119,7 +119,7 @@
           </w:tcPr>
           <w:p>
             <w:r>
-              <w:t>25</w:t>
+              <w:t>23</w:t>
             </w:r>
           </w:p>
         </w:tc>
@@ -231,7 +231,7 @@
           </w:tcPr>
           <w:p>
             <w:r>
-              <w:t>Section2</w:t>
+              <w:t>Section16a</w:t>
             </w:r>
           </w:p>
         </w:tc>
@@ -241,7 +241,7 @@
           </w:tcPr>
           <w:p>
             <w:r>
-              <w:t>Education</w:t>
+              <w:t>Champs et parcelles</w:t>
             </w:r>
           </w:p>
         </w:tc>
@@ -263,7 +263,7 @@
           </w:tcPr>
           <w:p>
             <w:r>
-              <w:t>Section16a</w:t>
+              <w:t>Section2</w:t>
             </w:r>
           </w:p>
         </w:tc>
@@ -273,7 +273,7 @@
           </w:tcPr>
           <w:p>
             <w:r>
-              <w:t>Champs et parcelles</w:t>
+              <w:t>Education</w:t>
             </w:r>
           </w:p>
         </w:tc>
@@ -283,7 +283,7 @@
           </w:tcPr>
           <w:p>
             <w:r>
-              <w:t>12</w:t>
+              <w:t>11</w:t>
             </w:r>
           </w:p>
         </w:tc>
@@ -359,38 +359,6 @@
           </w:tcPr>
           <w:p>
             <w:r>
-              <w:t>Section13a</w:t>
-            </w:r>
-          </w:p>
-        </w:tc>
-        <w:tc>
-          <w:tcPr>
-            <w:tcW w:type="dxa" w:w="3324"/>
-          </w:tcPr>
-          <w:p>
-            <w:r>
-              <w:t>Transferts recus</w:t>
-            </w:r>
-          </w:p>
-        </w:tc>
-        <w:tc>
-          <w:tcPr>
-            <w:tcW w:type="dxa" w:w="3324"/>
-          </w:tcPr>
-          <w:p>
-            <w:r>
-              <w:t>7</w:t>
-            </w:r>
-          </w:p>
-        </w:tc>
-      </w:tr>
-      <w:tr>
-        <w:tc>
-          <w:tcPr>
-            <w:tcW w:type="dxa" w:w="3324"/>
-          </w:tcPr>
-          <w:p>
-            <w:r>
               <w:t>Section9b</w:t>
             </w:r>
           </w:p>
@@ -455,7 +423,7 @@
           </w:tcPr>
           <w:p>
             <w:r>
-              <w:t>Section15</w:t>
+              <w:t>Section9e</w:t>
             </w:r>
           </w:p>
         </w:tc>
@@ -465,7 +433,7 @@
           </w:tcPr>
           <w:p>
             <w:r>
-              <w:t>Filets sociaux</w:t>
+              <w:t>Depenses non-alimentaires - 6 mois</w:t>
             </w:r>
           </w:p>
         </w:tc>
@@ -475,7 +443,7 @@
           </w:tcPr>
           <w:p>
             <w:r>
-              <w:t>5</w:t>
+              <w:t>4</w:t>
             </w:r>
           </w:p>
         </w:tc>
@@ -487,7 +455,7 @@
           </w:tcPr>
           <w:p>
             <w:r>
-              <w:t>Section4b</w:t>
+              <w:t>Section10a</w:t>
             </w:r>
           </w:p>
         </w:tc>
@@ -497,7 +465,39 @@
           </w:tcPr>
           <w:p>
             <w:r>
-              <w:t>Emploi - Activite principale</w:t>
+              <w:t>Existence entreprise non agricole</w:t>
+            </w:r>
+          </w:p>
+        </w:tc>
+        <w:tc>
+          <w:tcPr>
+            <w:tcW w:type="dxa" w:w="3324"/>
+          </w:tcPr>
+          <w:p>
+            <w:r>
+              <w:t>4</w:t>
+            </w:r>
+          </w:p>
+        </w:tc>
+      </w:tr>
+      <w:tr>
+        <w:tc>
+          <w:tcPr>
+            <w:tcW w:type="dxa" w:w="3324"/>
+          </w:tcPr>
+          <w:p>
+            <w:r>
+              <w:t>Section13a</w:t>
+            </w:r>
+          </w:p>
+        </w:tc>
+        <w:tc>
+          <w:tcPr>
+            <w:tcW w:type="dxa" w:w="3324"/>
+          </w:tcPr>
+          <w:p>
+            <w:r>
+              <w:t>Transferts recus</w:t>
             </w:r>
           </w:p>
         </w:tc>
@@ -894,7 +894,7 @@
         <w:rPr>
           <w:sz w:val="20"/>
         </w:rPr>
-        <w:t>- Attention ! Le prix unitaire d'achat (150 Fcfa) de Feuilles de  Haricot en Tas (Petit) est relativement élevé par rapport aux autres prix observés dans cette zone. Prière de corriger ou de confirmer avec le QG. Attention ! Le prix unitaire d'achat (200 Fcfa) de Aubergine   en Pièce (Petit) est relativement élevé par rapport aux autres prix observés dans cette zone. Prière de corriger ou de confirmer avec le QG. Attention ! Le prix unitaire d'achat (50 Fcfa) de Cube alimentaire (Maggi, Jumbo, ) en Cube (Moyen) est relativement élevé par rapport aux autres prix observés dans cette zone. Prière de corriger ou de confirmer avec le QG. Avertissement!! La quantité (5 litre) du produit Huile d'arachide raffinée consommée  par le ménage semble très élevé, prière de corriger ou confirmer avec le QG. Incohérence!! Dans ce ménage, chaque individus consomme par jour 2.095238 Kg  de cereale; Prière de revoir les quantités prises de ces produits. Le prix d'achat unitaire (6000 Fcfa) de Lait en poudre en Kg de taille taille unique prière de regarder les reponses prises dans les questions s07bq07a s07bq07b s07bq07c s07bq08 pour mieux corriger. Attention ! Le prix unitaire d'achat (6000 Fcfa) de Lait en poudre en Kg (taille unique) est relativement élevé par rapport aux autres prix observés dans cette zone. Prière de corriger ou de confirmer avec le QG.</w:t>
+        <w:t>- Attention ! Le prix unitaire d'achat (150 Fcfa) de Feuilles de  Haricot en Tas (Petit) est relativement élevé par rapport aux autres prix observés dans cette zone. Prière de corriger ou de confirmer avec le QG. Attention ! Le prix unitaire d'achat (200 Fcfa) de Aubergine   en Pièce (Petit) est relativement élevé par rapport aux autres prix observés dans cette zone. Prière de corriger ou de confirmer avec le QG. Attention ! Le prix unitaire d'achat (50 Fcfa) de Cube alimentaire (Maggi, Jumbo, ) en Cube (Moyen) est relativement élevé par rapport aux autres prix observés dans cette zone. Prière de corriger ou de confirmer avec le QG. Attention ! Soupçons de quantité anormale! Le ménage de AISSATOU DIALLO avec une taille de 3 personnes a consommé 2 Sachets en Tres petit de Sel qui est relativement élevé comme consommation par rapport à la condition de vie des autres ménages de même taille dans cette zone. Prière de corriger ou de confirmer avec le QG. Avertissement!! La quantité (5 litre) du produit Huile d'arachide raffinée consommée  par le ménage semble très élevé, prière de corriger ou confirmer avec le QG. Attention ! Soupçons de quantité anormale! Le ménage de AISSATOU DIALLO avec une taille de 3 personnes a consommé 5 Litre en taille unique de Huile d'arachide raffinée qui est relativement élevé comme consommation par rapport à la condition de vie des autres ménages de même taille dans cette zone. Prière de corriger ou de confirmer avec le QG. Incohérence!! Dans ce ménage, chaque individus consomme par jour 2.095238 Kg  de cereale; Prière de revoir les quantités prises de ces produits. Le prix d'achat unitaire (6000 Fcfa) de Lait en poudre en Kg de taille taille unique prière de regarder les reponses prises dans les questions s07bq07a s07bq07b s07bq07c s07bq08 pour mieux corriger. Attention ! Le prix unitaire d'achat (6000 Fcfa) de Lait en poudre en Kg (taille unique) est relativement élevé par rapport aux autres prix observés dans cette zone. Prière de corriger ou de confirmer avec le QG.</w:t>
       </w:r>
     </w:p>
     <w:p>
@@ -1425,7 +1425,7 @@
         <w:rPr>
           <w:sz w:val="20"/>
         </w:rPr>
-        <w:t>- Attention ! Le prix unitaire d'achat (100 Fcfa) de Piment frais en Pièce (Petit) est relativement élevé par rapport aux autres prix observés dans cette zone. Prière de corriger ou de confirmer avec le QG. Attention ! Le prix unitaire d'achat (25 Fcfa) de Eau minérale/filtrée en sachet en Sachets (Petit) est relativement faible par rapport aux autres prix observés dans cette zone. Prière de corriger ou de confirmer avec le QG. Attention ! Le prix unitaire d'achat (33.33333 Fcfa) de Œufs frais en Pièce (taille unique) est relativement faible par rapport aux autres prix observés dans cette zone. Prière de corriger ou de confirmer avec le QG. Attention ! Le prix unitaire d'achat (50 Fcfa) de Jus de fruits type 2 (Tampico, Pressea,etc.) en Sachets industriel (Petit) est relativement faible par rapport aux autres prix observés dans cette zone. Prière de corriger ou de confirmer avec le QG. Attention ! Le prix unitaire d'achat (600 Fcfa) de Huile de soja  en Litre (taille unique) est relativement faible par rapport aux autres prix observés dans cette zone. Prière de corriger ou de confirmer avec le QG. Avertissement!!! Le ménage a consommé 0.2 Kg taille unique de Pomme de terre, cette quantité semble anormale pour une consommation des 7 derniers jours. prière de corriger ou de confirmer avec le QG. Avertissement!!! Le ménage a consommé 3 Verre ( à thé) taille unique de Thé en sachet, cette quantité semble anormale pour une consommation des 7 derniers jours.Les ménages consomment géneralement en sachet ou en paquet, prière de corriger ou de confirmer avec le QG. Difficile de consommer le Sel en Sachets industriel Petit prière de verifier.</w:t>
+        <w:t>- Attention ! Le prix unitaire d'achat (100 Fcfa) de Piment frais en Pièce (Petit) est relativement élevé par rapport aux autres prix observés dans cette zone. Prière de corriger ou de confirmer avec le QG. Attention ! Le prix unitaire d'achat (150 Fcfa) de Carotte en Pièce (Moyen) est relativement élevé par rapport aux autres prix observés dans cette zone. Prière de corriger ou de confirmer avec le QG. Attention ! Le prix unitaire d'achat (200 Fcfa) de Poivron frais en Sachets (Petit) est relativement élevé par rapport aux autres prix observés dans cette zone. Prière de corriger ou de confirmer avec le QG. Attention ! Le prix unitaire d'achat (25 Fcfa) de Eau minérale/filtrée en sachet en Sachets (Petit) est relativement faible par rapport aux autres prix observés dans cette zone. Prière de corriger ou de confirmer avec le QG. Attention ! Le prix unitaire d'achat (300 Fcfa) de Capitaine frais en Tas (Moyen) est relativement faible par rapport aux autres prix observés dans cette zone. Prière de corriger ou de confirmer avec le QG. Attention ! Le prix unitaire d'achat (33.33333 Fcfa) de Œufs frais en Pièce (taille unique) est relativement faible par rapport aux autres prix observés dans cette zone. Prière de corriger ou de confirmer avec le QG. Attention ! Le prix unitaire d'achat (50 Fcfa) de Jus de fruits type 2 (Tampico, Pressea,etc.) en Sachets industriel (Petit) est relativement faible par rapport aux autres prix observés dans cette zone. Prière de corriger ou de confirmer avec le QG. Attention ! Le prix unitaire d'achat (600 Fcfa) de Huile de soja  en Litre (taille unique) est relativement faible par rapport aux autres prix observés dans cette zone. Prière de corriger ou de confirmer avec le QG. Avertissement!!! Le ménage a consommé 0.2 Kg taille unique de Pomme de terre, cette quantité semble anormale pour une consommation des 7 derniers jours. prière de corriger ou de confirmer avec le QG. Avertissement!!! Le ménage a consommé 3 Verre ( à thé) taille unique de Thé en sachet, cette quantité semble anormale pour une consommation des 7 derniers jours.Les ménages consomment géneralement en sachet ou en paquet, prière de corriger ou de confirmer avec le QG. Difficile de consommer le Sel en Sachets industriel Petit prière de verifier.</w:t>
       </w:r>
     </w:p>
     <w:p>
@@ -2472,27 +2472,6 @@
           <w:color w:val="4672C4"/>
           <w:sz w:val="22"/>
         </w:rPr>
-        <w:t>&gt;&gt; Section9f - Depenses non-alimentaires - 12 mois</w:t>
-      </w:r>
-    </w:p>
-    <w:p>
-      <w:pPr>
-        <w:ind w:left="283"/>
-      </w:pPr>
-      <w:r>
-        <w:rPr>
-          <w:sz w:val="20"/>
-        </w:rPr>
-        <w:t>- Moins possible d'avoir un ménage qui n'a effectué aucune des dépenses au cours de 12 derniers mois, veuillez revoir la section pour ce ménage.</w:t>
-      </w:r>
-    </w:p>
-    <w:p>
-      <w:r>
-        <w:rPr>
-          <w:b/>
-          <w:color w:val="4672C4"/>
-          <w:sz w:val="22"/>
-        </w:rPr>
         <w:t>&gt;&gt; Section13a - Transferts recus</w:t>
       </w:r>
     </w:p>
@@ -2505,27 +2484,6 @@
           <w:sz w:val="20"/>
         </w:rPr>
         <w:t>- L'enquêteur prière de fournir d'effort pour avoir le niveau d'étude et l'âge de celui qui a envoyé/donné de l'argent dans la section 13a (Transfert reçu). L'âge de celui qui a envoyé/donné de l'argent dans la section 13a (Transfert reçu) semble  élévé, prière de corriger ou confirmer ave le QG.</w:t>
-      </w:r>
-    </w:p>
-    <w:p>
-      <w:r>
-        <w:rPr>
-          <w:b/>
-          <w:color w:val="4672C4"/>
-          <w:sz w:val="22"/>
-        </w:rPr>
-        <w:t>&gt;&gt; Section13b - Transferta emis</w:t>
-      </w:r>
-    </w:p>
-    <w:p>
-      <w:pPr>
-        <w:ind w:left="283"/>
-      </w:pPr>
-      <w:r>
-        <w:rPr>
-          <w:sz w:val="20"/>
-        </w:rPr>
-        <w:t>- L'enquêteur prière de fournir d'effort pour avoir le niveau d'étude et l'âge de celui qui a béneficié de l'argent dans la section 13b (Transfert emis). L'âge du béneficiaire d'argent dans la section 13b (Transfert emis) semble incoherent voir élévé, prière de verifier ou corriger.</w:t>
       </w:r>
     </w:p>
     <w:p>
@@ -2955,38 +2913,9 @@
         <w:br/>
         <w:t xml:space="preserve">- Peu probable! ALPHA OUMAR DIALLO  n'arrive pas  à comprendre un petit texte lu dans une langue locale (s02q03). Veuillez corriger ou donner des explications au QG. Peu probable! ALPHA OUMAR DIALLO  ne sait ni lire, ni écrire, ni comprendre dans aucune des langues  (s02q01,s02q02,s02q03). Veuillez corriger ou donner des explications au QG. </w:t>
         <w:br/>
-        <w:t xml:space="preserve">- Peu probable! AMADOU WOURY DIALLO  n'arrive pas  à comprendre un petit texte lu dans une langue locale (s02q03). Veuillez corriger ou donner des explications au QG. </w:t>
-        <w:br/>
         <w:t xml:space="preserve">- Peu probable! KADIATOU DIALLO  n'arrive pas  à comprendre un petit texte lu dans une langue locale (s02q03). Veuillez corriger ou donner des explications au QG. Peu probable! KADIATOU DIALLO  ne sait ni lire, ni écrire, ni comprendre dans aucune des langues  (s02q01,s02q02,s02q03). Veuillez corriger ou donner des explications au QG. </w:t>
         <w:br/>
-        <w:t xml:space="preserve">- Peu probable! MAMADOU DIALLO  n'arrive pas  à comprendre un petit texte lu dans une langue locale (s02q03). Veuillez corriger ou donner des explications au QG. </w:t>
-        <w:br/>
-        <w:t xml:space="preserve">- Peu probable! MARIETOU DIALLO  n'arrive pas  à comprendre un petit texte lu dans une langue locale (s02q03). Veuillez corriger ou donner des explications au QG. </w:t>
-        <w:br/>
-        <w:t xml:space="preserve">- Peu probable! MASSIRÈ DIALLO  n'arrive pas  à comprendre un petit texte lu dans une langue locale (s02q03). Veuillez corriger ou donner des explications au QG. </w:t>
-        <w:br/>
         <w:t>- Peu probable! THIERNO  ABDOULAYE DIALLO  n'arrive pas  à comprendre un petit texte lu dans une langue locale (s02q03). Veuillez corriger ou donner des explications au QG. La raison principale que THIERNO  ABDOULAYE DIALLO n'a pas fait des études dans une école formelle est il a etudier arabe Dans un daara au village et semble exister dans les modalités, prière de prendre attache avec le QG pour plus d'explication afin de la classer bien.</w:t>
-      </w:r>
-    </w:p>
-    <w:p>
-      <w:r>
-        <w:rPr>
-          <w:b/>
-          <w:color w:val="4672C4"/>
-          <w:sz w:val="22"/>
-        </w:rPr>
-        <w:t>&gt;&gt; Section4b - Emploi - Activite principale</w:t>
-      </w:r>
-    </w:p>
-    <w:p>
-      <w:pPr>
-        <w:ind w:left="283"/>
-      </w:pPr>
-      <w:r>
-        <w:rPr>
-          <w:sz w:val="20"/>
-        </w:rPr>
-        <w:t>- || Attention ! Le nombre de jours que BAÏLO DIALLO a travaillés par mois semble être inférieur à 15. Veuillez, s'il vous plaît, confirmer cette information.</w:t>
       </w:r>
     </w:p>
     <w:p>
@@ -3007,49 +2936,7 @@
         <w:rPr>
           <w:sz w:val="20"/>
         </w:rPr>
-        <w:t>- Attention ! Le prix unitaire d'achat (100 Fcfa) de Citron en Pièce (Grand) est relativement élevé par rapport aux autres prix observés dans cette zone. Prière de corriger ou de confirmer avec le QG. Attention ! Le prix unitaire d'achat (150 Fcfa) de Aubergine   en Pièce (Moyen) est relativement élevé par rapport aux autres prix observés dans cette zone. Prière de corriger ou de confirmer avec le QG. Attention ! Soupçons de quantité anormale! Le ménage de THIERNO ABDOULAYE DIALLO avec une taille de 10 personnes a consommé 5 Sachets en Petit de Soumbala (moutarde africaine) qui est relativement élevé comme consommation par rapport à la condition de vie des autres ménages de même taille dans cette zone. Prière de corriger ou de confirmer avec le QG. Le prix d'achat unitaire (1 Fcfa) de Piment frais en Pièce de taille Petit  est invraisemblable, prière de regarder les reponses prises dans les questions s07bq07a s07bq07b s07bq07c s07bq08 pour mieux corriger. Attention ! Le prix unitaire d'achat (1 Fcfa) de Piment frais en Pièce (Petit) est relativement faible par rapport aux autres prix observés dans cette zone. Prière de corriger ou de confirmer avec le QG.</w:t>
-      </w:r>
-    </w:p>
-    <w:p>
-      <w:r>
-        <w:rPr>
-          <w:b/>
-          <w:color w:val="4672C4"/>
-          <w:sz w:val="22"/>
-        </w:rPr>
-        <w:t>&gt;&gt; Section13a - Transferts recus</w:t>
-      </w:r>
-    </w:p>
-    <w:p>
-      <w:pPr>
-        <w:ind w:left="283"/>
-      </w:pPr>
-      <w:r>
-        <w:rPr>
-          <w:sz w:val="20"/>
-        </w:rPr>
-        <w:t>- L'enquêteur prière de fournir d'effort pour avoir le niveau d'étude et l'âge de celui qui a envoyé/donné de l'argent dans la section 13a (Transfert reçu). L'âge de celui qui a envoyé/donné de l'argent dans la section 13a (Transfert reçu) semble  élévé, prière de corriger ou confirmer ave le QG.</w:t>
-      </w:r>
-    </w:p>
-    <w:p>
-      <w:r>
-        <w:rPr>
-          <w:b/>
-          <w:color w:val="4672C4"/>
-          <w:sz w:val="22"/>
-        </w:rPr>
-        <w:t>&gt;&gt; Section13b - Transferta emis</w:t>
-      </w:r>
-    </w:p>
-    <w:p>
-      <w:pPr>
-        <w:ind w:left="283"/>
-      </w:pPr>
-      <w:r>
-        <w:rPr>
-          <w:sz w:val="20"/>
-        </w:rPr>
-        <w:t>- L'enquêteur prière de fournir d'effort pour avoir le niveau d'étude et l'âge de celui qui a béneficié de l'argent dans la section 13b (Transfert emis). L'âge du béneficiaire d'argent dans la section 13b (Transfert emis) semble incoherent voir élévé, prière de verifier ou corriger.</w:t>
+        <w:t>- Attention ! Le prix unitaire d'achat (100 Fcfa) de Citron en Pièce (Grand) est relativement élevé par rapport aux autres prix observés dans cette zone. Prière de corriger ou de confirmer avec le QG. Attention ! Le prix unitaire d'achat (150 Fcfa) de Aubergine   en Pièce (Moyen) est relativement élevé par rapport aux autres prix observés dans cette zone. Prière de corriger ou de confirmer avec le QG. Attention ! Soupçons de quantité anormale! Le ménage de THIERNO ABDOULAYE DIALLO avec une taille de 10 personnes a consommé 7 Pièce en Moyen de Aubergine   qui est relativement élevé comme consommation par rapport à la condition de vie des autres ménages de même taille dans cette zone. Prière de corriger ou de confirmer avec le QG. Attention ! Le prix unitaire d'achat (2900 Fcfa) de Lait en poudre en Sachets industriel (Grand) est relativement élevé par rapport aux autres prix observés dans cette zone. Prière de corriger ou de confirmer avec le QG.</w:t>
       </w:r>
     </w:p>
     <w:p>
@@ -3071,27 +2958,6 @@
           <w:sz w:val="20"/>
         </w:rPr>
         <w:t>- Avertissement!! Le ménage n'a été négativement affecté par aucun des problèmes donnés dans la section 14. Confirmez vous cette information avec le QG?</w:t>
-      </w:r>
-    </w:p>
-    <w:p>
-      <w:r>
-        <w:rPr>
-          <w:b/>
-          <w:color w:val="4672C4"/>
-          <w:sz w:val="22"/>
-        </w:rPr>
-        <w:t>&gt;&gt; Section15 - Filets sociaux</w:t>
-      </w:r>
-    </w:p>
-    <w:p>
-      <w:pPr>
-        <w:ind w:left="283"/>
-      </w:pPr>
-      <w:r>
-        <w:rPr>
-          <w:sz w:val="20"/>
-        </w:rPr>
-        <w:t>- Avertissement!! Aucun membre dans ce ménage n'a entendu parler d'aucun programme de la section 15, prière de confirmer ce cas avec le QG.</w:t>
       </w:r>
     </w:p>
     <w:p>
@@ -3500,48 +3366,6 @@
           <w:color w:val="4672C4"/>
           <w:sz w:val="22"/>
         </w:rPr>
-        <w:t>&gt;&gt; Section4b - Emploi - Activite principale</w:t>
-      </w:r>
-    </w:p>
-    <w:p>
-      <w:pPr>
-        <w:ind w:left="283"/>
-      </w:pPr>
-      <w:r>
-        <w:rPr>
-          <w:sz w:val="20"/>
-        </w:rPr>
-        <w:t>- Attention ! Le nombre de jours que Mamadou Sene a travaillés par mois semble être inférieur à 15. Veuillez, s'il vous plaît, confirmer cette information.</w:t>
-      </w:r>
-    </w:p>
-    <w:p>
-      <w:r>
-        <w:rPr>
-          <w:b/>
-          <w:color w:val="4672C4"/>
-          <w:sz w:val="22"/>
-        </w:rPr>
-        <w:t>&gt;&gt; Section6 - Epargne et credit</w:t>
-      </w:r>
-    </w:p>
-    <w:p>
-      <w:pPr>
-        <w:ind w:left="283"/>
-      </w:pPr>
-      <w:r>
-        <w:rPr>
-          <w:sz w:val="20"/>
-        </w:rPr>
-        <w:t>- Avertissement!!! Mamadou Sene a demandé un crédit auprès d'une institution financière au cours des 12 derniers mois, qui a obtenu un crédit auprès d'une de ces institutions au cours des 12 derniers mois dit n'avoir pas beneficer de crédit immobilier. Veuillez vous rassurez réellement que la personne n'a pas affecté de crédit immobilier.</w:t>
-      </w:r>
-    </w:p>
-    <w:p>
-      <w:r>
-        <w:rPr>
-          <w:b/>
-          <w:color w:val="4672C4"/>
-          <w:sz w:val="22"/>
-        </w:rPr>
         <w:t>&gt;&gt; Section7b - Consommation alimentaire - 7 jours</w:t>
       </w:r>
     </w:p>
@@ -3553,49 +3377,7 @@
         <w:rPr>
           <w:sz w:val="20"/>
         </w:rPr>
-        <w:t>- Attention ! Le prix unitaire d'achat (350 Fcfa) de Beignets de farine de boulangerie en Pièce (Petit) est relativement élevé par rapport aux autres prix observés dans cette zone. Prière de corriger ou de confirmer avec le QG. Attention ! Le prix unitaire d'achat (50 Fcfa) de Sucre en poudre  en Sachets (Petit) est relativement faible par rapport aux autres prix observés dans cette zone. Prière de corriger ou de confirmer avec le QG. Avertissement!! le prix unitaire (150 Fcfa) de Thé en sachet (unité: Sachets) de taille Petit est très faible ou élevé. Prière de corriger ou de confirmer avec le QG.</w:t>
-      </w:r>
-    </w:p>
-    <w:p>
-      <w:r>
-        <w:rPr>
-          <w:b/>
-          <w:color w:val="4672C4"/>
-          <w:sz w:val="22"/>
-        </w:rPr>
-        <w:t>&gt;&gt; Section13a - Transferts recus</w:t>
-      </w:r>
-    </w:p>
-    <w:p>
-      <w:pPr>
-        <w:ind w:left="283"/>
-      </w:pPr>
-      <w:r>
-        <w:rPr>
-          <w:sz w:val="20"/>
-        </w:rPr>
-        <w:t>- L'enquêteur prière de fournir d'effort pour avoir le niveau d'étude et l'âge de celui qui a envoyé/donné de l'argent dans la section 13a (Transfert reçu). L'âge de celui qui a envoyé/donné de l'argent dans la section 13a (Transfert reçu) semble  élévé, prière de corriger ou confirmer ave le QG.</w:t>
-      </w:r>
-    </w:p>
-    <w:p>
-      <w:r>
-        <w:rPr>
-          <w:b/>
-          <w:color w:val="4672C4"/>
-          <w:sz w:val="22"/>
-        </w:rPr>
-        <w:t>&gt;&gt; Section15 - Filets sociaux</w:t>
-      </w:r>
-    </w:p>
-    <w:p>
-      <w:pPr>
-        <w:ind w:left="283"/>
-      </w:pPr>
-      <w:r>
-        <w:rPr>
-          <w:sz w:val="20"/>
-        </w:rPr>
-        <w:t>- Avertissement!! Aucun membre dans ce ménage n'a entendu parler d'aucun programme de la section 15, prière de confirmer ce cas avec le QG.</w:t>
+        <w:t>- Attention ! Le prix unitaire d'achat (350 Fcfa) de Beignets de farine de boulangerie en Pièce (Petit) est relativement élevé par rapport aux autres prix observés dans cette zone. Prière de corriger ou de confirmer avec le QG. Attention ! Le prix unitaire d'achat (50 Fcfa) de Sucre en poudre  en Sachets (Petit) est relativement faible par rapport aux autres prix observés dans cette zone. Prière de corriger ou de confirmer avec le QG. Avertissement!!! Le ménage a consommé 5 Paquet Petit de Thé en sachet, cette quantité semble anormale pour une consommation des 7 derniers jours.Prière de corriger ou de confirmer avec le QG. Avertissement!! le prix unitaire (150 Fcfa) de Thé en sachet (unité: Paquet) de taille Petit est très faible ou élevé. Prière de corriger ou de confirmer avec le QG.</w:t>
       </w:r>
     </w:p>
     <w:p>
@@ -4042,7 +3824,7 @@
         <w:rPr>
           <w:sz w:val="20"/>
         </w:rPr>
-        <w:t>- Attention ! Le prix unitaire d'achat (1600 Fcfa) de Beurre en Tablette (Grand) est relativement élevé par rapport aux autres prix observés dans cette zone. Prière de corriger ou de confirmer avec le QG. Attention ! Le prix unitaire d'achat (25 Fcfa) de Piment frais en Pièce (Petit) est relativement faible par rapport aux autres prix observés dans cette zone. Prière de corriger ou de confirmer avec le QG. Incohérence!! Dans ce ménage, chaque individus consomme par jour 1.520408 Kg  de cereale; Prière de revoir les quantités prises de ces produits. Incohérence!! Dans ce ménage, chaque individus consomme par jour 1.520408 Kg  de cereale; Prière de revoir les quantités prises de ces produits. Le prix d'achat unitaire (440 Fcfa) de Riz importé parfumé en Sac (50 Kg) de taille taille unique est très faible, prière de regarder les reponses prises dans les questions s07bq07a s07bq07b s07bq07c s07bq08 pour mieux corriger. Attention ! Le prix unitaire d'achat (440 Fcfa) de Riz importé parfumé en Sac (50 Kg) (taille unique) est relativement faible par rapport aux autres prix observés dans cette zone. Prière de corriger ou de confirmer avec le QG.</w:t>
+        <w:t>- Attention ! Le prix unitaire d'achat (125 Fcfa) de Ail en Gousse (Moyen) est relativement élevé par rapport aux autres prix observés dans cette zone. Prière de corriger ou de confirmer avec le QG. Attention ! Le prix unitaire d'achat (1600 Fcfa) de Beurre en Tablette (Grand) est relativement élevé par rapport aux autres prix observés dans cette zone. Prière de corriger ou de confirmer avec le QG. Attention ! Le prix unitaire d'achat (25 Fcfa) de Piment frais en Pièce (Petit) est relativement faible par rapport aux autres prix observés dans cette zone. Prière de corriger ou de confirmer avec le QG. Attention ! Le prix unitaire d'achat (30 Fcfa) de Cube alimentaire (Maggi, Jumbo, ) en Cube (Moyen) est relativement faible par rapport aux autres prix observés dans cette zone. Prière de corriger ou de confirmer avec le QG. Incohérence!! Dans ce ménage, chaque individus consomme par jour 1.520408 Kg  de cereale; Prière de revoir les quantités prises de ces produits. Incohérence!! Dans ce ménage, chaque individus consomme par jour 1.520408 Kg  de cereale; Prière de revoir les quantités prises de ces produits. Le prix d'achat unitaire (440 Fcfa) de Riz importé parfumé en Sac (50 Kg) de taille taille unique est très faible, prière de regarder les reponses prises dans les questions s07bq07a s07bq07b s07bq07c s07bq08 pour mieux corriger. Attention ! Le prix unitaire d'achat (440 Fcfa) de Riz importé parfumé en Sac (50 Kg) (taille unique) est relativement faible par rapport aux autres prix observés dans cette zone. Prière de corriger ou de confirmer avec le QG.</w:t>
       </w:r>
     </w:p>
     <w:p>
@@ -4064,27 +3846,6 @@
           <w:sz w:val="20"/>
         </w:rPr>
         <w:t>- Le montant (FCFA) du loyer mensuel payé pour un logement comme le votre dans ce village/quartier est trop élevé, Veuillez s'il vous plaît corriger cette information.</w:t>
-      </w:r>
-    </w:p>
-    <w:p>
-      <w:r>
-        <w:rPr>
-          <w:b/>
-          <w:color w:val="4672C4"/>
-          <w:sz w:val="22"/>
-        </w:rPr>
-        <w:t>&gt;&gt; Section13a - Transferts recus</w:t>
-      </w:r>
-    </w:p>
-    <w:p>
-      <w:pPr>
-        <w:ind w:left="283"/>
-      </w:pPr>
-      <w:r>
-        <w:rPr>
-          <w:sz w:val="20"/>
-        </w:rPr>
-        <w:t>- L'enquêteur prière de fournir d'effort pour avoir le niveau d'étude et l'âge de celui qui a envoyé/donné de l'argent dans la section 13a (Transfert reçu). L'âge de celui qui a envoyé/donné de l'argent dans la section 13a (Transfert reçu) semble  élévé, prière de corriger ou confirmer ave le QG.</w:t>
       </w:r>
     </w:p>
     <w:p>
@@ -4478,48 +4239,6 @@
           <w:color w:val="4672C4"/>
           <w:sz w:val="22"/>
         </w:rPr>
-        <w:t>&gt;&gt; Section4a - Emploi</w:t>
-      </w:r>
-    </w:p>
-    <w:p>
-      <w:pPr>
-        <w:ind w:left="283"/>
-      </w:pPr>
-      <w:r>
-        <w:rPr>
-          <w:sz w:val="20"/>
-        </w:rPr>
-        <w:t>- Avertissement! Généralement les jeunes hommes (10 à 25ans) font des travaux ménager soit apprendre les enfants à reviser leurs léçons ou d'autres cours, Souleymane ilimane Tambedou n'a consacré aucune heure pour les travaux cités en s04q01, s04q02, s04q03, s04q04, s04q05, s04q06, s04q07 et s04q08.Prière de regarder pour corriger ou confirmer avec le QG.</w:t>
-      </w:r>
-    </w:p>
-    <w:p>
-      <w:r>
-        <w:rPr>
-          <w:b/>
-          <w:color w:val="4672C4"/>
-          <w:sz w:val="22"/>
-        </w:rPr>
-        <w:t>&gt;&gt; Section4b - Emploi - Activite principale</w:t>
-      </w:r>
-    </w:p>
-    <w:p>
-      <w:pPr>
-        <w:ind w:left="283"/>
-      </w:pPr>
-      <w:r>
-        <w:rPr>
-          <w:sz w:val="20"/>
-        </w:rPr>
-        <w:t>- Attention ! Le nombre de jours que Fatou Faye a travaillés par mois semble être inférieur à 15. Veuillez, s'il vous plaît, confirmer cette information.</w:t>
-      </w:r>
-    </w:p>
-    <w:p>
-      <w:r>
-        <w:rPr>
-          <w:b/>
-          <w:color w:val="4672C4"/>
-          <w:sz w:val="22"/>
-        </w:rPr>
         <w:t>&gt;&gt; Section7b - Consommation alimentaire - 7 jours</w:t>
       </w:r>
     </w:p>
@@ -4531,7 +4250,7 @@
         <w:rPr>
           <w:sz w:val="20"/>
         </w:rPr>
-        <w:t>- Attention ! Le prix unitaire d'achat (25 Fcfa) de Piment frais en Pièce (Petit) est relativement faible par rapport aux autres prix observés dans cette zone. Prière de corriger ou de confirmer avec le QG. Attention ! Le prix unitaire d'achat (25 Fcfa) de Poireau en Tas (Petit) est relativement faible par rapport aux autres prix observés dans cette zone. Prière de corriger ou de confirmer avec le QG. Attention ! Le prix unitaire d'achat (25 Fcfa) de Poivre en Sachets (Tres petit) est relativement faible par rapport aux autres prix observés dans cette zone. Prière de corriger ou de confirmer avec le QG. Attention ! Le prix unitaire d'achat (250 Fcfa) de Concentré de tomate en Sachets industriel (Moyen) est relativement élevé par rapport aux autres prix observés dans cette zone. Prière de corriger ou de confirmer avec le QG. Attention ! Soupçons de quantité anormale! Le ménage de Fatou Faye avec une taille de 4 personnes a consommé 20 Sachets industriel en Petit de Lait en poudre qui est relativement élevé comme consommation par rapport à la condition de vie des autres ménages de même taille dans cette zone. Prière de corriger ou de confirmer avec le QG. Incohérence!! Dans ce ménage, chaque individus consomme par jour 1.741071 Kg  de cereale; Prière de revoir les quantités prises de ces produits.</w:t>
+        <w:t>- Attention ! Le prix unitaire d'achat (25 Fcfa) de Piment frais en Pièce (Petit) est relativement faible par rapport aux autres prix observés dans cette zone. Prière de corriger ou de confirmer avec le QG. Attention ! Le prix unitaire d'achat (250 Fcfa) de Concentré de tomate en Sachets industriel (Moyen) est relativement élevé par rapport aux autres prix observés dans cette zone. Prière de corriger ou de confirmer avec le QG. Attention ! Le prix unitaire d'achat (2900 Fcfa) de Chocolat pâte à tartiner en Pot de 50 cl (taille unique) est relativement élevé par rapport aux autres prix observés dans cette zone. Prière de corriger ou de confirmer avec le QG. Attention ! Soupçons de quantité anormale! Le ménage de Fatou Faye avec une taille de 4 personnes a consommé 5 Morceau (Portion) en Petit de Choux qui est relativement élevé comme consommation par rapport à la condition de vie des autres ménages de même taille dans cette zone. Prière de corriger ou de confirmer avec le QG. Incohérence!! Dans ce ménage, chaque individus consomme par jour 1.741071 Kg  de cereale; Prière de revoir les quantités prises de ces produits.</w:t>
       </w:r>
     </w:p>
     <w:p>
@@ -4932,7 +4651,7 @@
         <w:rPr>
           <w:sz w:val="20"/>
         </w:rPr>
-        <w:t>- Attention ! Le prix unitaire d'achat (1200 Fcfa) de Pomme de terre en Kg (taille unique) est relativement élevé par rapport aux autres prix observés dans cette zone. Prière de corriger ou de confirmer avec le QG. Attention ! Le prix unitaire d'achat (800 Fcfa) de Banane douce en Kg (taille unique) est relativement faible par rapport aux autres prix observés dans cette zone. Prière de corriger ou de confirmer avec le QG. Difficile de consommer le Sel en Sac (5 Kg) taille unique prière de verifier.</w:t>
+        <w:t>- Attention ! Le prix unitaire d'achat (1200 Fcfa) de Pomme de terre en Kg (taille unique) est relativement élevé par rapport aux autres prix observés dans cette zone. Prière de corriger ou de confirmer avec le QG. Attention ! Le prix unitaire d'achat (200 Fcfa) de Carotte en Pièce (Moyen) est relativement élevé par rapport aux autres prix observés dans cette zone. Prière de corriger ou de confirmer avec le QG. Attention ! Le prix unitaire d'achat (800 Fcfa) de Banane douce en Kg (taille unique) est relativement faible par rapport aux autres prix observés dans cette zone. Prière de corriger ou de confirmer avec le QG. Attention ! Soupçons de quantité anormale! Le ménage de Janette DIEDHIOU avec une taille de 3 personnes a consommé 5 Tas en Petit de Gombo frais qui est relativement élevé comme consommation par rapport à la condition de vie des autres ménages de même taille dans cette zone. Prière de corriger ou de confirmer avec le QG. Difficile de consommer le Sel en Sac (5 Kg) taille unique prière de verifier.</w:t>
       </w:r>
     </w:p>
     <w:p>
@@ -5549,7 +5268,7 @@
         <w:rPr>
           <w:sz w:val="20"/>
         </w:rPr>
-        <w:t>- Difficile de consommer le Sel en Sachets industriel Petit prière de verifier. Incohérence!! Dans ce ménage, chaque individus consomme par jour .7142857 Kg  de cereale; Prière de revoir les quantités prises de ces produits.</w:t>
+        <w:t>- Attention ! Le prix unitaire d'achat (100 Fcfa) de Poireau en Tas (Tres petit) est relativement élevé par rapport aux autres prix observés dans cette zone. Prière de corriger ou de confirmer avec le QG. Attention ! Le prix unitaire d'achat (1000 Fcfa) de Chinchard (Tièkè Dièguè) en Tas (Tres petit) est relativement élevé par rapport aux autres prix observés dans cette zone. Prière de corriger ou de confirmer avec le QG. Difficile de consommer le Sel en Sachets industriel Petit prière de verifier. Incohérence!! Dans ce ménage, chaque individus consomme par jour .7142857 Kg  de cereale; Prière de revoir les quantités prises de ces produits. Attention ! Soupçons de quantité anormale! Le ménage de MARGO DECONE avec une taille de 2 personnes a consommé 10 Kg en taille unique de Riz importé parfumé qui est relativement élevé comme consommation par rapport à la condition de vie des autres ménages de même taille dans cette zone. Prière de corriger ou de confirmer avec le QG.</w:t>
       </w:r>
     </w:p>
     <w:p>
@@ -6145,28 +5864,7 @@
         <w:rPr>
           <w:sz w:val="20"/>
         </w:rPr>
-        <w:t>- Attention ! Le prix unitaire d'achat (200 Fcfa) de Gombo frais en Tas (Petit) est relativement élevé par rapport aux autres prix observés dans cette zone. Prière de corriger ou de confirmer avec le QG. Attention ! Le prix unitaire d'achat (300 Fcfa) de Feuilles de  Haricot en Tas (Moyen) est relativement élevé par rapport aux autres prix observés dans cette zone. Prière de corriger ou de confirmer avec le QG. Attention ! Le prix unitaire d'achat (500 Fcfa) de Soumbala (moutarde africaine) en Sachets (Moyen) est relativement élevé par rapport aux autres prix observés dans cette zone. Prière de corriger ou de confirmer avec le QG. Avertissement!! La quantité (4 litre) du produit Huile d'arachide raffinée consommée  par le ménage semble très élevé, prière de corriger ou confirmer avec le QG. Avertissement!! le prix unitaire (150 Fcfa) de Thé en sachet (unité: Sachets) de taille Tres petit est très faible ou élevé. Prière de corriger ou de confirmer avec le QG. Avertissement!!! Le ménage a consommé 12 Tas Moyen de Mâchoiron Frais, cette quantité semble anormale pour une consommation des 7 derniers jours.Prière de corriger ou de confirmer avec le QG. Avertissement!!! Le ménage a consommé 8 Tas Moyen de Chinchard (Tièkè Dièguè), cette quantité semble anormale pour une consommation des 7 derniers jours.Prière de corriger ou de confirmer avec le QG. Le prix d'achat unitaire (350 Fcfa) de Riz local fumé (malo-woussou) en Sac (50 Kg) de taille taille unique est très faible, prière de regarder les reponses prises dans les questions s07bq07a s07bq07b s07bq07c s07bq08 pour mieux corriger. Attention ! Le prix unitaire d'achat (350 Fcfa) de Riz local fumé (malo-woussou) en Sac (50 Kg) (taille unique) est relativement faible par rapport aux autres prix observés dans cette zone. Prière de corriger ou de confirmer avec le QG.</w:t>
-      </w:r>
-    </w:p>
-    <w:p>
-      <w:r>
-        <w:rPr>
-          <w:b/>
-          <w:color w:val="4672C4"/>
-          <w:sz w:val="22"/>
-        </w:rPr>
-        <w:t>&gt;&gt; Section9d - Depenses non-alimentaires - 3 mois</w:t>
-      </w:r>
-    </w:p>
-    <w:p>
-      <w:pPr>
-        <w:ind w:left="283"/>
-      </w:pPr>
-      <w:r>
-        <w:rPr>
-          <w:sz w:val="20"/>
-        </w:rPr>
-        <w:t>- Peu plausible! le montant de la dépense pour Services de réparation et d'entretien (vidange, graissage, gonflage de pneu etc. ) de moyens de transport personnel (voitures, motos, bicyclette, etc. ) semble trop élevé. Veuillez, s'il vous plaît, confirmer cette information avec le QG ou la corriger.</w:t>
+        <w:t>- Attention ! Le prix unitaire d'achat (150 Fcfa) de Carotte en Pièce (Moyen) est relativement élevé par rapport aux autres prix observés dans cette zone. Prière de corriger ou de confirmer avec le QG. Attention ! Le prix unitaire d'achat (200 Fcfa) de Gombo frais en Tas (Petit) est relativement élevé par rapport aux autres prix observés dans cette zone. Prière de corriger ou de confirmer avec le QG. Attention ! Le prix unitaire d'achat (500 Fcfa) de Soumbala (moutarde africaine) en Sachets (Moyen) est relativement élevé par rapport aux autres prix observés dans cette zone. Prière de corriger ou de confirmer avec le QG. Avertissement!! La quantité (4 litre) du produit Huile d'arachide raffinée consommée  par le ménage semble très élevé, prière de corriger ou confirmer avec le QG. Avertissement!!! Le ménage a consommé 12 Tas Moyen de Mâchoiron Frais, cette quantité semble anormale pour une consommation des 7 derniers jours.Prière de corriger ou de confirmer avec le QG. Avertissement!!! Le ménage a consommé 7 Paquet Petit de Thé en sachet, cette quantité semble anormale pour une consommation des 7 derniers jours.Prière de corriger ou de confirmer avec le QG. Avertissement!! le prix unitaire (150 Fcfa) de Thé en sachet (unité: Paquet) de taille Petit est très faible ou élevé. Prière de corriger ou de confirmer avec le QG. Avertissement!!! Le ménage a consommé 8 Tas Moyen de Chinchard (Tièkè Dièguè), cette quantité semble anormale pour une consommation des 7 derniers jours.Prière de corriger ou de confirmer avec le QG. Le prix d'achat unitaire (350 Fcfa) de Riz local fumé (malo-woussou) en Sac (50 Kg) de taille taille unique est très faible, prière de regarder les reponses prises dans les questions s07bq07a s07bq07b s07bq07c s07bq08 pour mieux corriger. Attention ! Le prix unitaire d'achat (350 Fcfa) de Riz local fumé (malo-woussou) en Sac (50 Kg) (taille unique) est relativement faible par rapport aux autres prix observés dans cette zone. Prière de corriger ou de confirmer avec le QG.</w:t>
       </w:r>
     </w:p>
     <w:p>
@@ -6212,8 +5910,6 @@
         <w:rPr>
           <w:sz w:val="20"/>
         </w:rPr>
-        <w:t xml:space="preserve">- Le montant dépensé de L'entreprise multiservice pour l'achat de ces marchandises revendues en état, sans transformation ne peut être supérieur aux montants obtenus sur la revente de marchandises achetées et revendues en état au cours des 30 derniers jours ou durant le dernier mois où l'entreprise a fonctionné (s10q47 &gt; s10q46), prière de corriger. </w:t>
-        <w:br/>
         <w:t xml:space="preserve">- Le montant dépensé de L'entreprise vendeuse de tissu pour l'achat de ces marchandises revendues en état, sans transformation ne peut être supérieur aux montants obtenus sur la revente de marchandises achetées et revendues en état au cours des 30 derniers jours ou durant le dernier mois où l'entreprise a fonctionné (s10q47 &gt; s10q46), prière de corriger. </w:t>
         <w:br/>
         <w:t>- Le montant dépensé de l'entreprise frabrication de béignet en achat de matières premières pour les produits vendus au cours des 30 derniers jours ou durant le dernier mois où l'entreprise a fonctionné ne peut pas être supéreur aux montants obtenus sur la vente de produits transformés par l'entreprise au cours de cette même période où l'entreprise a fonctionné (s10q49 &gt; s10q48), prière de corriger.</w:t>
@@ -6625,27 +6321,6 @@
           <w:color w:val="4672C4"/>
           <w:sz w:val="22"/>
         </w:rPr>
-        <w:t>&gt;&gt; Section2 - Education</w:t>
-      </w:r>
-    </w:p>
-    <w:p>
-      <w:pPr>
-        <w:ind w:left="283"/>
-      </w:pPr>
-      <w:r>
-        <w:rPr>
-          <w:sz w:val="20"/>
-        </w:rPr>
-        <w:t>- Peu probable! Ablaye FAYE  n'arrive pas  à comprendre un petit texte lu dans une langue locale (s02q03). Veuillez corriger ou donner des explications au QG.</w:t>
-      </w:r>
-    </w:p>
-    <w:p>
-      <w:r>
-        <w:rPr>
-          <w:b/>
-          <w:color w:val="4672C4"/>
-          <w:sz w:val="22"/>
-        </w:rPr>
         <w:t>&gt;&gt; Section3 - Sante</w:t>
       </w:r>
     </w:p>
@@ -6667,27 +6342,6 @@
           <w:color w:val="4672C4"/>
           <w:sz w:val="22"/>
         </w:rPr>
-        <w:t>&gt;&gt; Section7a1 - Repas pris a l'exterieur du menage</w:t>
-      </w:r>
-    </w:p>
-    <w:p>
-      <w:pPr>
-        <w:ind w:left="283"/>
-      </w:pPr>
-      <w:r>
-        <w:rPr>
-          <w:sz w:val="20"/>
-        </w:rPr>
-        <w:t>- Avertissement ! Le montant total déclaré par le ménage concernant les repas pris par l'ensemble des membres au cours des 7 derniers jours semble incohérent. Prière de vérifier dans la section 7a si l'information est correcte et de confirmer avec le QG.</w:t>
-      </w:r>
-    </w:p>
-    <w:p>
-      <w:r>
-        <w:rPr>
-          <w:b/>
-          <w:color w:val="4672C4"/>
-          <w:sz w:val="22"/>
-        </w:rPr>
         <w:t>&gt;&gt; Section7b - Consommation alimentaire - 7 jours</w:t>
       </w:r>
     </w:p>
@@ -6699,7 +6353,7 @@
         <w:rPr>
           <w:sz w:val="20"/>
         </w:rPr>
-        <w:t>- La dernière fois que vous avez acheté Arachides fraîches en coques est don et semble exister dans les modalités, prière de prendre attache avec le QG pour plus d'explication afin de la classer bien.  La dernière fois que vous avez acheté Melon est le voisin lui a offert le melon. il y ny pas de valeur et semble exister dans les modalités, prière de prendre attache avec le QG pour plus d'explication afin de la classer bien. Attention ! Le prix unitaire d'achat (100 Fcfa) de Beurre en Morceau (Portion) (Tres petit) est relativement élevé par rapport aux autres prix observés dans cette zone. Prière de corriger ou de confirmer avec le QG. Attention ! Le prix unitaire d'achat (100 Fcfa) de Citron en Pièce (Petit) est relativement élevé par rapport aux autres prix observés dans cette zone. Prière de corriger ou de confirmer avec le QG. Attention ! Le prix unitaire d'achat (1000 Fcfa) de Beignets de farine de boulangerie en Sachets (Moyen) est relativement élevé par rapport aux autres prix observés dans cette zone. Prière de corriger ou de confirmer avec le QG. Attention ! Le prix unitaire d'achat (200 Fcfa) de Carotte en Pièce (Petit) est relativement élevé par rapport aux autres prix observés dans cette zone. Prière de corriger ou de confirmer avec le QG. Attention ! Le prix unitaire d'achat (200 Fcfa) de Farine de mil en cornet (Petit) est relativement élevé par rapport aux autres prix observés dans cette zone. Prière de corriger ou de confirmer avec le QG.  La dernière fois que vous avez acheté Farine de mil est chez le voisin et semble exister dans les modalités, prière de prendre attache avec le QG pour plus d'explication afin de la classer bien. Attention ! Le prix unitaire d'achat (50 Fcfa) de Lait en poudre en Sachets industriel (Tres petit) est relativement faible par rapport aux autres prix observés dans cette zone. Prière de corriger ou de confirmer avec le QG. Attention ! Le prix unitaire d'achat (50 Fcfa) de Tomate fraîche en Sachets (Petit) est relativement faible par rapport aux autres prix observés dans cette zone. Prière de corriger ou de confirmer avec le QG. Attention ! Le prix unitaire d'achat (50 Fcfa) de Œufs frais en Pièce (taille unique) est relativement faible par rapport aux autres prix observés dans cette zone. Prière de corriger ou de confirmer avec le QG. Attention ! Le prix unitaire d'achat (800 Fcfa) de Banane douce en Kg (taille unique) est relativement faible par rapport aux autres prix observés dans cette zone. Prière de corriger ou de confirmer avec le QG.  La dernière fois que vous avez acheté Banane douce est lieu non fixe sur la voix publique et semble exister dans les modalités, prière de prendre attache avec le QG pour plus d'explication afin de la classer bien. Attention ! Soupçons de quantité anormale! Le ménage de Abdoulaye faye avec une taille de 1 personnes a consommé 2 Bouteille 10l en taille unique de Eau minérale/filtrée en bouteille locale qui est relativement élevé comme consommation par rapport à la condition de vie des autres ménages de même taille dans cette zone. Prière de corriger ou de confirmer avec le QG. Attention ! Soupçons de quantité anormale! Le ménage de Abdoulaye faye avec une taille de 1 personnes a consommé 3 Kg en taille unique de Sucre en poudre  qui est relativement élevé comme consommation par rapport à la condition de vie des autres ménages de même taille dans cette zone. Prière de corriger ou de confirmer avec le QG. Attention ! Soupçons de quantité anormale! Le ménage de Abdoulaye faye avec une taille de 1 personnes a consommé 7 miche en Moyen de Pain moderne (Baguette) qui est relativement élevé comme consommation par rapport à la condition de vie des autres ménages de même taille dans cette zone. Prière de corriger ou de confirmer avec le QG. Avertissement!!! Le ménage a consommé 1 Paquet Petit de Thé en sachet, cette quantité semble anormale pour une consommation des 7 derniers jours.Prière de corriger ou de confirmer avec le QG. Difficile de consommer le Sel en Sachets industriel Moyen prière de verifier.</w:t>
+        <w:t>- La dernière fois que vous avez acheté Arachides fraîches en coques est don et semble exister dans les modalités, prière de prendre attache avec le QG pour plus d'explication afin de la classer bien.  La dernière fois que vous avez acheté Melon est le voisin lui a offert le melon. il y ny pas de valeur et semble exister dans les modalités, prière de prendre attache avec le QG pour plus d'explication afin de la classer bien. Attention ! Le prix unitaire d'achat (100 Fcfa) de Beurre en Morceau (Portion) (Tres petit) est relativement élevé par rapport aux autres prix observés dans cette zone. Prière de corriger ou de confirmer avec le QG. Attention ! Le prix unitaire d'achat (100 Fcfa) de Citron en Pièce (Petit) est relativement élevé par rapport aux autres prix observés dans cette zone. Prière de corriger ou de confirmer avec le QG. Attention ! Le prix unitaire d'achat (1000 Fcfa) de Beignets de farine de boulangerie en Sachets (Moyen) est relativement élevé par rapport aux autres prix observés dans cette zone. Prière de corriger ou de confirmer avec le QG. Attention ! Le prix unitaire d'achat (200 Fcfa) de Carotte en Pièce (Petit) est relativement élevé par rapport aux autres prix observés dans cette zone. Prière de corriger ou de confirmer avec le QG. Attention ! Le prix unitaire d'achat (200 Fcfa) de Farine de mil en cornet (Petit) est relativement élevé par rapport aux autres prix observés dans cette zone. Prière de corriger ou de confirmer avec le QG.  La dernière fois que vous avez acheté Farine de mil est chez le voisin et semble exister dans les modalités, prière de prendre attache avec le QG pour plus d'explication afin de la classer bien. Attention ! Le prix unitaire d'achat (50 Fcfa) de Lait en poudre en Sachets industriel (Tres petit) est relativement faible par rapport aux autres prix observés dans cette zone. Prière de corriger ou de confirmer avec le QG. Attention ! Soupçons de quantité anormale! Le ménage de Abdoulaye faye avec une taille de 1 personnes a consommé 10 Sachets industriel en Tres petit de Lait en poudre qui est relativement élevé comme consommation par rapport à la condition de vie des autres ménages de même taille dans cette zone. Prière de corriger ou de confirmer avec le QG. Attention ! Le prix unitaire d'achat (50 Fcfa) de Tomate fraîche en Sachets (Petit) est relativement faible par rapport aux autres prix observés dans cette zone. Prière de corriger ou de confirmer avec le QG. Attention ! Le prix unitaire d'achat (50 Fcfa) de Œufs frais en Pièce (taille unique) est relativement faible par rapport aux autres prix observés dans cette zone. Prière de corriger ou de confirmer avec le QG. Attention ! Le prix unitaire d'achat (800 Fcfa) de Banane douce en Kg (taille unique) est relativement faible par rapport aux autres prix observés dans cette zone. Prière de corriger ou de confirmer avec le QG.  La dernière fois que vous avez acheté Banane douce est lieu non fixe sur la voix publique et semble exister dans les modalités, prière de prendre attache avec le QG pour plus d'explication afin de la classer bien. Attention ! Soupçons de quantité anormale! Le ménage de Abdoulaye faye avec une taille de 1 personnes a consommé 2 Bouteille 10l en taille unique de Eau minérale/filtrée en bouteille locale qui est relativement élevé comme consommation par rapport à la condition de vie des autres ménages de même taille dans cette zone. Prière de corriger ou de confirmer avec le QG. Attention ! Soupçons de quantité anormale! Le ménage de Abdoulaye faye avec une taille de 1 personnes a consommé 3 Kg en taille unique de Sucre en poudre  qui est relativement élevé comme consommation par rapport à la condition de vie des autres ménages de même taille dans cette zone. Prière de corriger ou de confirmer avec le QG. Attention ! Soupçons de quantité anormale! Le ménage de Abdoulaye faye avec une taille de 1 personnes a consommé 4 Pièce en Petit de Pain moderne (Rond) qui est relativement élevé comme consommation par rapport à la condition de vie des autres ménages de même taille dans cette zone. Prière de corriger ou de confirmer avec le QG. Avertissement!!! Le ménage a consommé 1 Paquet Petit de Thé en sachet, cette quantité semble anormale pour une consommation des 7 derniers jours.Prière de corriger ou de confirmer avec le QG.</w:t>
       </w:r>
     </w:p>
     <w:p>
@@ -6762,28 +6416,7 @@
         <w:rPr>
           <w:sz w:val="20"/>
         </w:rPr>
-        <w:t>- Cette entreprise Allimunium et bois dit avoir obtenu une valeur sur les marchandises vendu en etat, les marchandises vendu après transformation et les services rendus. Prière de corriger. Cette entreprise Allimunium et bois dit avoir obtenu une valeur sur les marchandises vendu en etat et les marchandises vendu après transformation. L'entreprise Allimunium et bois est généralement une entreprise de fabrication ou transformation dont elle depense en achat de matières premières.Elle transforme le produit donc ne peut pas obtenir un montant sur la revente des marchandises achetés en état (10.46 ou 10.47). Prière de mettre 0 pour ces questions si elles n'achètent pas de marchandise en état pour les revendre en état.</w:t>
-      </w:r>
-    </w:p>
-    <w:p>
-      <w:r>
-        <w:rPr>
-          <w:b/>
-          <w:color w:val="4672C4"/>
-          <w:sz w:val="22"/>
-        </w:rPr>
-        <w:t>&gt;&gt; Section12 - Actifs du menage</w:t>
-      </w:r>
-    </w:p>
-    <w:p>
-      <w:pPr>
-        <w:ind w:left="283"/>
-      </w:pPr>
-      <w:r>
-        <w:rPr>
-          <w:sz w:val="20"/>
-        </w:rPr>
-        <w:t>- Attention ! Moto/Vélomoteur/Tricycle à moteur a été achété à 850000 Fcfa est relativement élevé par rapport aux autres prix d'achat observés dans cette zone. Prière de corriger ou de confirmer avec le QG.</w:t>
+        <w:t>- Le salaire qu'une personne de cette catégorie (10.62) a travaillé(e) dans cette entreprise Allimunium et bois est élevé ou faible. Prière de confirmer cette information avec le QG ou de corriger.</w:t>
       </w:r>
     </w:p>
     <w:p>
